--- a/public/upload/service/chemical peel/peel recovery/Tài liệu không có tiêu đề.docx
+++ b/public/upload/service/chemical peel/peel recovery/Tài liệu không có tiêu đề.docx
@@ -12,6 +12,7 @@
         <w:jc w:val="center"/>
         <w:rPr>
           <w:b w:val="1"/>
+          <w:bCs w:val="1"/>
           <w:color w:val="343a40"/>
           <w:sz w:val="33"/>
           <w:szCs w:val="33"/>
@@ -22,6 +23,7 @@
       <w:r>
         <w:rPr>
           <w:b w:val="1"/>
+          <w:bCs w:val="1"/>
           <w:color w:val="343a40"/>
           <w:sz w:val="33"/>
           <w:szCs w:val="33"/>
@@ -79,6 +81,7 @@
         <w:spacing w:after="300" w:before="300" w:line="335.99999999999994" w:lineRule="auto"/>
         <w:rPr>
           <w:b w:val="1"/>
+          <w:bCs w:val="1"/>
           <w:color w:val="343a40"/>
           <w:sz w:val="27"/>
           <w:szCs w:val="27"/>
@@ -89,6 +92,7 @@
       <w:r>
         <w:rPr>
           <w:b w:val="1"/>
+          <w:bCs w:val="1"/>
           <w:color w:val="343a40"/>
           <w:sz w:val="27"/>
           <w:szCs w:val="27"/>
@@ -130,6 +134,7 @@
       <w:r>
         <w:rPr>
           <w:i w:val="1"/>
+          <w:iCs w:val="1"/>
           <w:color w:val="495057"/>
           <w:sz w:val="23"/>
           <w:szCs w:val="23"/>
@@ -165,6 +170,61 @@
           <w:rtl w:val="0"/>
         </w:rPr>
         <w:t xml:space="preserve">Điều khiến Peel Recovery trở thành lựa chọn số một trong việc phục hồi da chính là khả năng cung cấp dưỡng chất chuyên biệt phù hợp với tình trạng da, giúp đẩy nhanh quá trình hồi phục tự nhiên của nang lông, giảm thiểu các tổn thương do các phương pháp điều trị cường độ cao, đồng thời duy trì sự cân bằng cho da.</w:t>
+      </w:r>
+    </w:p>
+    <w:p>
+      <w:pPr>
+        <w:shd w:fill="ffffff" w:val="clear"/>
+        <w:spacing w:after="240" w:line="384.00000000000006" w:lineRule="auto"/>
+        <w:rPr>
+          <w:color w:val="495057"/>
+          <w:sz w:val="23"/>
+          <w:szCs w:val="23"/>
+        </w:rPr>
+      </w:pPr>
+      <w:r>
+        <w:rPr>
+          <w:color w:val="495057"/>
+          <w:sz w:val="23"/>
+          <w:szCs w:val="23"/>
+        </w:rPr>
+        <w:drawing>
+          <wp:inline distB="114300" distT="114300" distL="114300" distR="114300">
+            <wp:extent cx="5731200" cy="8597900"/>
+            <wp:effectExtent b="0" l="0" r="0" t="0"/>
+            <wp:docPr id="2" name="image1.jpg"/>
+            <a:graphic>
+              <a:graphicData uri="http://schemas.openxmlformats.org/drawingml/2006/picture">
+                <pic:pic>
+                  <pic:nvPicPr>
+                    <pic:cNvPr id="0" name="image1.jpg"/>
+                    <pic:cNvPicPr preferRelativeResize="0"/>
+                  </pic:nvPicPr>
+                  <pic:blipFill>
+                    <a:blip r:embed="rId6"/>
+                    <a:srcRect b="0" l="0" r="0" t="0"/>
+                    <a:stretch>
+                      <a:fillRect/>
+                    </a:stretch>
+                  </pic:blipFill>
+                  <pic:spPr>
+                    <a:xfrm>
+                      <a:off x="0" y="0"/>
+                      <a:ext cx="5731200" cy="8597900"/>
+                    </a:xfrm>
+                    <a:prstGeom prst="rect"/>
+                    <a:ln/>
+                  </pic:spPr>
+                </pic:pic>
+              </a:graphicData>
+            </a:graphic>
+          </wp:inline>
+        </w:drawing>
+      </w:r>
+      <w:r>
+        <w:rPr>
+          <w:rtl w:val="0"/>
+        </w:rPr>
       </w:r>
     </w:p>
     <w:p>
@@ -176,6 +236,7 @@
         <w:spacing w:after="300" w:before="220" w:line="335.99999999999994" w:lineRule="auto"/>
         <w:rPr>
           <w:b w:val="1"/>
+          <w:bCs w:val="1"/>
           <w:color w:val="343a40"/>
           <w:sz w:val="24"/>
           <w:szCs w:val="24"/>
@@ -186,6 +247,7 @@
       <w:r>
         <w:rPr>
           <w:b w:val="1"/>
+          <w:bCs w:val="1"/>
           <w:color w:val="343a40"/>
           <w:sz w:val="24"/>
           <w:szCs w:val="24"/>
@@ -263,6 +325,7 @@
         <w:spacing w:after="300" w:before="300" w:line="335.99999999999994" w:lineRule="auto"/>
         <w:rPr>
           <w:b w:val="1"/>
+          <w:bCs w:val="1"/>
           <w:color w:val="343a40"/>
           <w:sz w:val="27"/>
           <w:szCs w:val="27"/>
@@ -273,6 +336,7 @@
       <w:r>
         <w:rPr>
           <w:b w:val="1"/>
+          <w:bCs w:val="1"/>
           <w:color w:val="343a40"/>
           <w:sz w:val="27"/>
           <w:szCs w:val="27"/>
@@ -325,6 +389,41 @@
       <w:pPr>
         <w:rPr/>
       </w:pPr>
+      <w:r>
+        <w:rPr/>
+        <w:drawing>
+          <wp:inline distB="114300" distT="114300" distL="114300" distR="114300">
+            <wp:extent cx="5731200" cy="8597900"/>
+            <wp:effectExtent b="0" l="0" r="0" t="0"/>
+            <wp:docPr id="1" name="image2.jpg"/>
+            <a:graphic>
+              <a:graphicData uri="http://schemas.openxmlformats.org/drawingml/2006/picture">
+                <pic:pic>
+                  <pic:nvPicPr>
+                    <pic:cNvPr id="0" name="image2.jpg"/>
+                    <pic:cNvPicPr preferRelativeResize="0"/>
+                  </pic:nvPicPr>
+                  <pic:blipFill>
+                    <a:blip r:embed="rId7"/>
+                    <a:srcRect b="0" l="0" r="0" t="0"/>
+                    <a:stretch>
+                      <a:fillRect/>
+                    </a:stretch>
+                  </pic:blipFill>
+                  <pic:spPr>
+                    <a:xfrm>
+                      <a:off x="0" y="0"/>
+                      <a:ext cx="5731200" cy="8597900"/>
+                    </a:xfrm>
+                    <a:prstGeom prst="rect"/>
+                    <a:ln/>
+                  </pic:spPr>
+                </pic:pic>
+              </a:graphicData>
+            </a:graphic>
+          </wp:inline>
+        </w:drawing>
+      </w:r>
       <w:r>
         <w:rPr>
           <w:rtl w:val="0"/>
@@ -402,6 +501,7 @@
     </w:pPr>
     <w:rPr>
       <w:b w:val="0"/>
+      <w:bCs w:val="0"/>
       <w:sz w:val="32"/>
       <w:szCs w:val="32"/>
     </w:rPr>
@@ -418,6 +518,7 @@
     </w:pPr>
     <w:rPr>
       <w:b w:val="0"/>
+      <w:bCs w:val="0"/>
       <w:color w:val="434343"/>
       <w:sz w:val="28"/>
       <w:szCs w:val="28"/>
@@ -467,6 +568,7 @@
     </w:pPr>
     <w:rPr>
       <w:i w:val="1"/>
+      <w:iCs w:val="1"/>
       <w:color w:val="666666"/>
       <w:sz w:val="22"/>
       <w:szCs w:val="22"/>
@@ -500,6 +602,7 @@
     <w:rPr>
       <w:rFonts w:ascii="Arial" w:cs="Arial" w:eastAsia="Arial" w:hAnsi="Arial"/>
       <w:i w:val="0"/>
+      <w:iCs w:val="0"/>
       <w:color w:val="666666"/>
       <w:sz w:val="30"/>
       <w:szCs w:val="30"/>
